--- a/docs/tech-specs/ErrorHandlingUsingAI_TechSpec.docx
+++ b/docs/tech-specs/ErrorHandlingUsingAI_TechSpec.docx
@@ -663,7 +663,7 @@
                 <w:sz w:val="18"/>
                 <w:szCs w:val="18"/>
               </w:rPr>
-              <w:t xml:space="preserve">2026-07-05</w:t>
+              <w:t xml:space="preserve">2026-07-06</w:t>
             </w:r>
           </w:p>
         </w:tc>
@@ -2069,7 +2069,7 @@
           <w:sz w:val="22"/>
           <w:szCs w:val="22"/>
         </w:rPr>
-        <w:t xml:space="preserve">This is a placeholder timer start event that initiates the integration process.</w:t>
+        <w:t xml:space="preserve">Initializes the integration process via a timer.</w:t>
       </w:r>
     </w:p>
     <w:p>
@@ -2103,7 +2103,7 @@
           <w:sz w:val="22"/>
           <w:szCs w:val="22"/>
         </w:rPr>
-        <w:t xml:space="preserve">This is the entry point for the Exception Subprocess, triggered when an error occurs in the main flow.</w:t>
+        <w:t xml:space="preserve">Triggers the exception subprocess when an error occurs in the main flow.</w:t>
       </w:r>
     </w:p>
     <w:p>
@@ -2152,7 +2152,7 @@
           <w:sz w:val="22"/>
           <w:szCs w:val="22"/>
         </w:rPr>
-        <w:t xml:space="preserve">This is a placeholder end event for the main integration process.</w:t>
+        <w:t xml:space="preserve">Terminates the main integration process.</w:t>
       </w:r>
     </w:p>
     <w:p>
@@ -2186,7 +2186,7 @@
           <w:sz w:val="22"/>
           <w:szCs w:val="22"/>
         </w:rPr>
-        <w:t xml:space="preserve">This is the end event for the Exception Subprocess.</w:t>
+        <w:t xml:space="preserve">Ends the exception subprocess after processing.</w:t>
       </w:r>
     </w:p>
     <w:p>
@@ -2235,7 +2235,7 @@
           <w:sz w:val="22"/>
           <w:szCs w:val="22"/>
         </w:rPr>
-        <w:t xml:space="preserve">This Content Modifier initializes the AI prompt, sets the Content-Type header, and includes the hardcoded Google API key.</w:t>
+        <w:t xml:space="preserve">Enriches the message with the AI prompt template and the Google API key.</w:t>
       </w:r>
     </w:p>
     <w:p>
@@ -3728,7 +3728,7 @@
           <w:sz w:val="22"/>
           <w:szCs w:val="22"/>
         </w:rPr>
-        <w:t xml:space="preserve">This Content Modifier sets the Content-Type to application/xml for the final error response.</w:t>
+        <w:t xml:space="preserve">Sets the Content-Type header to application/xml for the final response.</w:t>
       </w:r>
     </w:p>
     <w:p>
@@ -4144,7 +4144,7 @@
           <w:sz w:val="22"/>
           <w:szCs w:val="22"/>
         </w:rPr>
-        <w:t xml:space="preserve">This Groovy script injects the caught exception details into the AI prompt template.</w:t>
+        <w:t xml:space="preserve">Executes script1.groovy to inject the exception details into the prompt.</w:t>
       </w:r>
     </w:p>
     <w:p>
@@ -4192,7 +4192,7 @@
           <w:sz w:val="22"/>
           <w:szCs w:val="22"/>
         </w:rPr>
-        <w:t xml:space="preserve">This Groovy script parses the JSON response from the Gemini API and extracts error details into message properties.</w:t>
+        <w:t xml:space="preserve">Executes script2.groovy to parse the AI response and extract troubleshooting data.</w:t>
       </w:r>
     </w:p>
     <w:p>
@@ -4240,7 +4240,7 @@
           <w:sz w:val="22"/>
           <w:szCs w:val="22"/>
         </w:rPr>
-        <w:t xml:space="preserve">This Groovy script formats the final XML error response and throws a final exception to ensure the message is marked as failed.</w:t>
+        <w:t xml:space="preserve">Executes script3.groovy to generate the XML body and log custom headers.</w:t>
       </w:r>
     </w:p>
     <w:p>
@@ -4303,7 +4303,7 @@
           <w:sz w:val="22"/>
           <w:szCs w:val="22"/>
         </w:rPr>
-        <w:t xml:space="preserve">This Request-Reply step sends the constructed prompt to the Gemini API and waits for the response.</w:t>
+        <w:t xml:space="preserve">Sends the formatted prompt to the Gemini API via a Request-Reply pattern.</w:t>
       </w:r>
     </w:p>
     <w:p>
@@ -4460,7 +4460,7 @@
           <w:sz w:val="22"/>
           <w:szCs w:val="22"/>
         </w:rPr>
-        <w:t xml:space="preserve">The iFlow triggers an Exception Subprocess upon failure, where a Content Modifier constructs a prompt containing the caught exception. This prompt is processed by a Groovy script, sent to the Gemini API via a Request-Reply step, and the response is parsed by a subsequent script. Finally, the error details are formatted into an XML structure and returned to the caller, with a final exception thrown to ensure the transaction status is correctly marked as failed.</w:t>
+        <w:t xml:space="preserve">The flow is triggered by a timer and utilizes an Exception Subprocess to handle errors. Upon an exception, it constructs a prompt containing the error details, performs a synchronous Request-Reply call to the Gemini API, parses the JSON response, and generates a formatted XML error message before terminating with an explicit exception.</w:t>
       </w:r>
     </w:p>
     <w:p>
@@ -4513,7 +4513,7 @@
           <w:sz w:val="22"/>
           <w:szCs w:val="22"/>
         </w:rPr>
-        <w:t xml:space="preserve">The iFlow uses Client Certificate authentication for the Gemini API and Public Key authentication for SFTP, but suffers from a critical security vulnerability due to a hardcoded API key.</w:t>
+        <w:t xml:space="preserve">The iFlow uses Client Certificate authentication for the HTTP receiver and public key authentication for SFTP, but contains a hardcoded API key in the Content Modifier.</w:t>
       </w:r>
     </w:p>
     <w:p>
@@ -4928,7 +4928,7 @@
                 <w:sz w:val="18"/>
                 <w:szCs w:val="18"/>
               </w:rPr>
-              <w:t xml:space="preserve">Authentication</w:t>
+              <w:t xml:space="preserve">HTTP Receiver</w:t>
             </w:r>
           </w:p>
         </w:tc>
@@ -4949,7 +4949,7 @@
                 <w:sz w:val="18"/>
                 <w:szCs w:val="18"/>
               </w:rPr>
-              <w:t xml:space="preserve">Client Certificate (Gemini)</w:t>
+              <w:t xml:space="preserve">Client Certificate</w:t>
             </w:r>
           </w:p>
         </w:tc>
@@ -4970,7 +4970,7 @@
                 <w:sz w:val="18"/>
                 <w:szCs w:val="18"/>
               </w:rPr>
-              <w:t xml:space="preserve">Configured correctly for HTTPS.</w:t>
+              <w:t xml:space="preserve">Standard secure transport configuration.</w:t>
             </w:r>
           </w:p>
         </w:tc>
@@ -4993,7 +4993,7 @@
                 <w:sz w:val="18"/>
                 <w:szCs w:val="18"/>
               </w:rPr>
-              <w:t xml:space="preserve">Authentication</w:t>
+              <w:t xml:space="preserve">SFTP Receiver</w:t>
             </w:r>
           </w:p>
         </w:tc>
@@ -5014,7 +5014,7 @@
                 <w:sz w:val="18"/>
                 <w:szCs w:val="18"/>
               </w:rPr>
-              <w:t xml:space="preserve">Public Key (SFTP)</w:t>
+              <w:t xml:space="preserve">Public Key</w:t>
             </w:r>
           </w:p>
         </w:tc>
@@ -5035,7 +5035,7 @@
                 <w:sz w:val="18"/>
                 <w:szCs w:val="18"/>
               </w:rPr>
-              <w:t xml:space="preserve">Configured correctly for secure file transfer.</w:t>
+              <w:t xml:space="preserve">Standard secure file transfer configuration.</w:t>
             </w:r>
           </w:p>
         </w:tc>
@@ -5058,7 +5058,7 @@
                 <w:sz w:val="18"/>
                 <w:szCs w:val="18"/>
               </w:rPr>
-              <w:t xml:space="preserve">Sensitive Data</w:t>
+              <w:t xml:space="preserve">API Key</w:t>
             </w:r>
           </w:p>
         </w:tc>
@@ -5079,7 +5079,7 @@
                 <w:sz w:val="18"/>
                 <w:szCs w:val="18"/>
               </w:rPr>
-              <w:t xml:space="preserve">Hardcoded API Key</w:t>
+              <w:t xml:space="preserve">Hardcoded in Content Modifier</w:t>
             </w:r>
           </w:p>
         </w:tc>
@@ -5100,7 +5100,7 @@
                 <w:sz w:val="18"/>
                 <w:szCs w:val="18"/>
               </w:rPr>
-              <w:t xml:space="preserve">API key is exposed in plain text within the Content Modifier.</w:t>
+              <w:t xml:space="preserve">Critical security risk; must be moved to a secure credential artifact.</w:t>
             </w:r>
           </w:p>
         </w:tc>
@@ -5233,7 +5233,7 @@
           <w:sz w:val="22"/>
           <w:szCs w:val="22"/>
         </w:rPr>
-        <w:t xml:space="preserve">The iFlow utilizes the MessageLogFactory to attach text content and custom header properties to the MPL, providing visibility into the AI's analysis.</w:t>
+        <w:t xml:space="preserve">The iFlow uses the MessageLogFactory to add custom header properties and attachments for debugging purposes.</w:t>
       </w:r>
     </w:p>
     <w:p>
@@ -5259,7 +5259,20 @@
           <w:sz w:val="22"/>
           <w:szCs w:val="22"/>
         </w:rPr>
-        <w:t xml:space="preserve">• script3.groovy: Explicitly throws an exception at the end of the error flow to ensure the message is marked as 'Failed' in the monitoring dashboard.</w:t>
+        <w:t xml:space="preserve">• script3.groovy: Explicitly throws a new exception after generating the XML response, ensuring the original error is not swallowed.</w:t>
+      </w:r>
+    </w:p>
+    <w:p>
+      <w:pPr>
+        <w:spacing w:after="60"/>
+        <w:ind w:left="360"/>
+      </w:pPr>
+      <w:r>
+        <w:rPr>
+          <w:sz w:val="22"/>
+          <w:szCs w:val="22"/>
+        </w:rPr>
+        <w:t xml:space="preserve">• Request-Reply (RR_GenAI): Configured with 'throwExceptionOnFailure' enabled, ensuring API errors are caught.</w:t>
       </w:r>
     </w:p>
     <w:p>
@@ -5312,7 +5325,7 @@
           <w:sz w:val="22"/>
           <w:szCs w:val="22"/>
         </w:rPr>
-        <w:t xml:space="preserve">Connectivity is established via HTTPS to the Google Gemini cloud service and SFTP to a remote cloud host, utilizing a SOCKS5 proxy for the SFTP connection.</w:t>
+        <w:t xml:space="preserve">The flow connects to an external Google API via HTTPS and an external SFTP cloud service, utilizing a SOCKS5 proxy for the SFTP connection.</w:t>
       </w:r>
     </w:p>
     <w:p>
@@ -9031,7 +9044,7 @@
                 <w:sz w:val="18"/>
                 <w:szCs w:val="18"/>
               </w:rPr>
-              <w:t xml:space="preserve">Verify error handling triggers when a valid message fails in the main process</w:t>
+              <w:t xml:space="preserve">Verify error handling triggers when the primary integration fails</w:t>
             </w:r>
           </w:p>
         </w:tc>
@@ -9096,7 +9109,7 @@
                 <w:sz w:val="18"/>
                 <w:szCs w:val="18"/>
               </w:rPr>
-              <w:t xml:space="preserve">Validate Gemini API response parsing when the AI returns unexpected formats</w:t>
+              <w:t xml:space="preserve">Validate Gemini API response parsing for various error types</w:t>
             </w:r>
           </w:p>
         </w:tc>
@@ -9161,7 +9174,7 @@
                 <w:sz w:val="18"/>
                 <w:szCs w:val="18"/>
               </w:rPr>
-              <w:t xml:space="preserve">Confirm SFTP connectivity and file write operations</w:t>
+              <w:t xml:space="preserve">Test SFTP connectivity and file write permissions</w:t>
             </w:r>
           </w:p>
         </w:tc>
@@ -9226,7 +9239,7 @@
                 <w:sz w:val="18"/>
                 <w:szCs w:val="18"/>
               </w:rPr>
-              <w:t xml:space="preserve">Test the final XML structure against expected downstream consumer requirements</w:t>
+              <w:t xml:space="preserve">Confirm the final XML response format matches schema requirements</w:t>
             </w:r>
           </w:p>
         </w:tc>
@@ -9522,7 +9535,7 @@
                 <w:sz w:val="18"/>
                 <w:szCs w:val="18"/>
               </w:rPr>
-              <w:t xml:space="preserve">Move the Google API key to a secure 'Secure Parameter' or 'User Credentials' artifact.</w:t>
+              <w:t xml:space="preserve">Move the Google API key to an externalized parameter or secure credential artifact.</w:t>
             </w:r>
           </w:p>
         </w:tc>
@@ -9566,7 +9579,7 @@
                 <w:sz w:val="18"/>
                 <w:szCs w:val="18"/>
               </w:rPr>
-              <w:t xml:space="preserve">Error Handling</w:t>
+              <w:t xml:space="preserve">Design</w:t>
             </w:r>
           </w:p>
         </w:tc>
@@ -9587,7 +9600,7 @@
                 <w:sz w:val="18"/>
                 <w:szCs w:val="18"/>
               </w:rPr>
-              <w:t xml:space="preserve">Forced Exception</w:t>
+              <w:t xml:space="preserve">Redundant Exception</w:t>
             </w:r>
           </w:p>
         </w:tc>
@@ -9608,7 +9621,7 @@
                 <w:sz w:val="18"/>
                 <w:szCs w:val="18"/>
               </w:rPr>
-              <w:t xml:space="preserve">The script throws an exception at the end of the error handler; ensure this does not cause infinite loops or unintended retry behavior.</w:t>
+              <w:t xml:space="preserve">The script3.groovy throws an exception at the end of the error flow, which may cause unnecessary retries or misleading logs.</w:t>
             </w:r>
           </w:p>
         </w:tc>
@@ -9652,6 +9665,92 @@
                 <w:sz w:val="18"/>
                 <w:szCs w:val="18"/>
               </w:rPr>
+              <w:t xml:space="preserve">Design</w:t>
+            </w:r>
+          </w:p>
+        </w:tc>
+        <w:tc>
+          <w:tcPr>
+            <w:tcW w:type="pct" w:w="38%"/>
+            <w:tcBorders>
+              <w:top w:val="single" w:color="CCCCCC" w:sz="4"/>
+              <w:left w:val="single" w:color="CCCCCC" w:sz="4"/>
+              <w:bottom w:val="single" w:color="CCCCCC" w:sz="4"/>
+              <w:right w:val="single" w:color="CCCCCC" w:sz="4"/>
+            </w:tcBorders>
+            <w:vAlign w:val="center"/>
+          </w:tcPr>
+          <w:p>
+            <w:r>
+              <w:rPr>
+                <w:sz w:val="18"/>
+                <w:szCs w:val="18"/>
+              </w:rPr>
+              <w:t xml:space="preserve">Start Timer</w:t>
+            </w:r>
+          </w:p>
+        </w:tc>
+        <w:tc>
+          <w:tcPr>
+            <w:tcW w:type="pct" w:w="38%"/>
+            <w:tcBorders>
+              <w:top w:val="single" w:color="CCCCCC" w:sz="4"/>
+              <w:left w:val="single" w:color="CCCCCC" w:sz="4"/>
+              <w:bottom w:val="single" w:color="CCCCCC" w:sz="4"/>
+              <w:right w:val="single" w:color="CCCCCC" w:sz="4"/>
+            </w:tcBorders>
+            <w:vAlign w:val="center"/>
+          </w:tcPr>
+          <w:p>
+            <w:r>
+              <w:rPr>
+                <w:sz w:val="18"/>
+                <w:szCs w:val="18"/>
+              </w:rPr>
+              <w:t xml:space="preserve">The iFlow uses a Start Timer, which is unusual for an error-handling utility; verify if this should be a callable sub-process instead.</w:t>
+            </w:r>
+          </w:p>
+        </w:tc>
+      </w:tr>
+      <w:tr>
+        <w:tc>
+          <w:tcPr>
+            <w:tcW w:type="pct" w:w="10%"/>
+            <w:tcBorders>
+              <w:top w:val="single" w:color="CCCCCC" w:sz="4"/>
+              <w:left w:val="single" w:color="CCCCCC" w:sz="4"/>
+              <w:bottom w:val="single" w:color="CCCCCC" w:sz="4"/>
+              <w:right w:val="single" w:color="CCCCCC" w:sz="4"/>
+            </w:tcBorders>
+            <w:vAlign w:val="center"/>
+          </w:tcPr>
+          <w:p>
+            <w:r>
+              <w:rPr>
+                <w:sz w:val="18"/>
+                <w:szCs w:val="18"/>
+              </w:rPr>
+              <w:t xml:space="preserve">🟡 Low</w:t>
+            </w:r>
+          </w:p>
+        </w:tc>
+        <w:tc>
+          <w:tcPr>
+            <w:tcW w:type="pct" w:w="14%"/>
+            <w:tcBorders>
+              <w:top w:val="single" w:color="CCCCCC" w:sz="4"/>
+              <w:left w:val="single" w:color="CCCCCC" w:sz="4"/>
+              <w:bottom w:val="single" w:color="CCCCCC" w:sz="4"/>
+              <w:right w:val="single" w:color="CCCCCC" w:sz="4"/>
+            </w:tcBorders>
+            <w:vAlign w:val="center"/>
+          </w:tcPr>
+          <w:p>
+            <w:r>
+              <w:rPr>
+                <w:sz w:val="18"/>
+                <w:szCs w:val="18"/>
+              </w:rPr>
               <w:t xml:space="preserve">Maintainability</w:t>
             </w:r>
           </w:p>
@@ -9694,93 +9793,7 @@
                 <w:sz w:val="18"/>
                 <w:szCs w:val="18"/>
               </w:rPr>
-              <w:t xml:space="preserve">The AI prompt is hardcoded in a Content Modifier; consider moving this to an externalized property or a resource file for easier updates.</w:t>
-            </w:r>
-          </w:p>
-        </w:tc>
-      </w:tr>
-      <w:tr>
-        <w:tc>
-          <w:tcPr>
-            <w:tcW w:type="pct" w:w="10%"/>
-            <w:tcBorders>
-              <w:top w:val="single" w:color="CCCCCC" w:sz="4"/>
-              <w:left w:val="single" w:color="CCCCCC" w:sz="4"/>
-              <w:bottom w:val="single" w:color="CCCCCC" w:sz="4"/>
-              <w:right w:val="single" w:color="CCCCCC" w:sz="4"/>
-            </w:tcBorders>
-            <w:vAlign w:val="center"/>
-          </w:tcPr>
-          <w:p>
-            <w:r>
-              <w:rPr>
-                <w:sz w:val="18"/>
-                <w:szCs w:val="18"/>
-              </w:rPr>
-              <w:t xml:space="preserve">🟡 Low</w:t>
-            </w:r>
-          </w:p>
-        </w:tc>
-        <w:tc>
-          <w:tcPr>
-            <w:tcW w:type="pct" w:w="14%"/>
-            <w:tcBorders>
-              <w:top w:val="single" w:color="CCCCCC" w:sz="4"/>
-              <w:left w:val="single" w:color="CCCCCC" w:sz="4"/>
-              <w:bottom w:val="single" w:color="CCCCCC" w:sz="4"/>
-              <w:right w:val="single" w:color="CCCCCC" w:sz="4"/>
-            </w:tcBorders>
-            <w:vAlign w:val="center"/>
-          </w:tcPr>
-          <w:p>
-            <w:r>
-              <w:rPr>
-                <w:sz w:val="18"/>
-                <w:szCs w:val="18"/>
-              </w:rPr>
-              <w:t xml:space="preserve">Design</w:t>
-            </w:r>
-          </w:p>
-        </w:tc>
-        <w:tc>
-          <w:tcPr>
-            <w:tcW w:type="pct" w:w="38%"/>
-            <w:tcBorders>
-              <w:top w:val="single" w:color="CCCCCC" w:sz="4"/>
-              <w:left w:val="single" w:color="CCCCCC" w:sz="4"/>
-              <w:bottom w:val="single" w:color="CCCCCC" w:sz="4"/>
-              <w:right w:val="single" w:color="CCCCCC" w:sz="4"/>
-            </w:tcBorders>
-            <w:vAlign w:val="center"/>
-          </w:tcPr>
-          <w:p>
-            <w:r>
-              <w:rPr>
-                <w:sz w:val="18"/>
-                <w:szCs w:val="18"/>
-              </w:rPr>
-              <w:t xml:space="preserve">Unused Steps</w:t>
-            </w:r>
-          </w:p>
-        </w:tc>
-        <w:tc>
-          <w:tcPr>
-            <w:tcW w:type="pct" w:w="38%"/>
-            <w:tcBorders>
-              <w:top w:val="single" w:color="CCCCCC" w:sz="4"/>
-              <w:left w:val="single" w:color="CCCCCC" w:sz="4"/>
-              <w:bottom w:val="single" w:color="CCCCCC" w:sz="4"/>
-              <w:right w:val="single" w:color="CCCCCC" w:sz="4"/>
-            </w:tcBorders>
-            <w:vAlign w:val="center"/>
-          </w:tcPr>
-          <w:p>
-            <w:r>
-              <w:rPr>
-                <w:sz w:val="18"/>
-                <w:szCs w:val="18"/>
-              </w:rPr>
-              <w:t xml:space="preserve">The Start Timer and End event in the main process are placeholders and do not perform any business logic.</w:t>
+              <w:t xml:space="preserve">The AI prompt is hardcoded in the Content Modifier; consider moving this to an external configuration file.</w:t>
             </w:r>
           </w:p>
         </w:tc>
@@ -9801,7 +9814,7 @@
           <w:sz w:val="22"/>
           <w:szCs w:val="22"/>
         </w:rPr>
-        <w:t xml:space="preserve">• Verify if the Gemini API model 'gemini-3.1-flash-lite' is the correct version for the production environment.</w:t>
+        <w:t xml:space="preserve">• Verify if the Google API key provided in the Content Modifier is valid and has sufficient quota.</w:t>
       </w:r>
     </w:p>
     <w:p>
@@ -9814,7 +9827,7 @@
           <w:sz w:val="22"/>
           <w:szCs w:val="22"/>
         </w:rPr>
-        <w:t xml:space="preserve">• Confirm if the SOCKS5 proxy configuration for SFTP is required for the specific network topology.</w:t>
+        <w:t xml:space="preserve">• Confirm that the SFTP server path '/Test' exists and is writable.</w:t>
       </w:r>
     </w:p>
     <w:p>
@@ -9827,7 +9840,7 @@
           <w:sz w:val="22"/>
           <w:szCs w:val="22"/>
         </w:rPr>
-        <w:t xml:space="preserve">• Ensure the 'CamelExceptionCaught' property contains sufficient information for the AI to provide meaningful analysis.</w:t>
+        <w:t xml:space="preserve">• Check if the 'Gemini-3.1-flash-lite' model is the correct model identifier for the intended API version.</w:t>
       </w:r>
     </w:p>
     <w:sectPr>
